--- a/1)цт в менеджменте/10 Принятие решений.docx
+++ b/1)цт в менеджменте/10 Принятие решений.docx
@@ -1590,7 +1590,27 @@
           <w:szCs w:val="28"/>
           <w:lang w:eastAsia="en-US"/>
         </w:rPr>
-        <w:t xml:space="preserve">Дополнительно: </w:t>
+        <w:t>Дополнительно</w:t>
+      </w:r>
+      <w:r>
+        <w:rPr>
+          <w:rFonts w:ascii="Times New Roman" w:eastAsia="Calibri" w:hAnsi="Times New Roman" w:cs="Times New Roman"/>
+          <w:b/>
+          <w:sz w:val="28"/>
+          <w:szCs w:val="28"/>
+          <w:lang w:eastAsia="en-US"/>
+        </w:rPr>
+        <w:t xml:space="preserve"> (второй плюс)</w:t>
+      </w:r>
+      <w:r>
+        <w:rPr>
+          <w:rFonts w:ascii="Times New Roman" w:eastAsia="Calibri" w:hAnsi="Times New Roman" w:cs="Times New Roman"/>
+          <w:b/>
+          <w:sz w:val="28"/>
+          <w:szCs w:val="28"/>
+          <w:lang w:eastAsia="en-US"/>
+        </w:rPr>
+        <w:t xml:space="preserve">: </w:t>
       </w:r>
       <w:r>
         <w:rPr>
